--- a/soft-copyright/软著申请表-填写内容.docx
+++ b/soft-copyright/软著申请表-填写内容.docx
@@ -1227,6 +1227,104 @@
           <w:sz w:val="27"/>
         </w:rPr>
         <w:t>七、软件的技术特点</w:t>
+      </w:r>
+    </w:p>
+    <w:p>
+      <w:pPr>
+        <w:spacing w:after="40"/>
+      </w:pPr>
+    </w:p>
+    <w:p>
+      <w:pPr>
+        <w:spacing w:before="160" w:after="120"/>
+      </w:pPr>
+      <w:r>
+        <w:rPr>
+          <w:rFonts w:ascii="黑体" w:hAnsi="黑体" w:eastAsia="黑体"/>
+          <w:b/>
+          <w:sz w:val="23"/>
+        </w:rPr>
+        <w:t>表单填写版（100 字，直接粘贴）</w:t>
+      </w:r>
+    </w:p>
+    <w:p>
+      <w:pPr>
+        <w:spacing w:after="40"/>
+      </w:pPr>
+    </w:p>
+    <w:p>
+      <w:pPr>
+        <w:spacing w:before="80" w:after="120"/>
+        <w:ind w:left="340"/>
+        <w:shd w:val="clear" w:color="auto" w:fill="F7F8FA"/>
+      </w:pPr>
+      <w:r>
+        <w:rPr>
+          <w:rFonts w:ascii="Consolas" w:hAnsi="Consolas" w:eastAsia="Consolas"/>
+          <w:b w:val="0"/>
+          <w:sz w:val="18"/>
+        </w:rPr>
+        <w:t>零第三方依赖，基于 Node.js 原生模块自研轻量框架；前后端一体、无构建步骤，视图按需加载；</w:t>
+        <w:br/>
+        <w:t>AI 能力可插拔，不可用时自动降级为规则引擎；图片多档缩略、表格保真抽取，弱网与低配手机亦可流畅使用。</w:t>
+      </w:r>
+    </w:p>
+    <w:p>
+      <w:pPr>
+        <w:spacing w:after="40"/>
+      </w:pPr>
+    </w:p>
+    <w:p>
+      <w:pPr>
+        <w:spacing w:after="60"/>
+      </w:pPr>
+      <w:r>
+        <w:rPr>
+          <w:rFonts w:ascii="宋体" w:hAnsi="宋体" w:eastAsia="宋体"/>
+          <w:b w:val="0"/>
+          <w:sz w:val="21"/>
+        </w:rPr>
+        <w:t>备选（另一角度，同样约 100 字）：</w:t>
+      </w:r>
+    </w:p>
+    <w:p>
+      <w:pPr>
+        <w:spacing w:after="40"/>
+      </w:pPr>
+    </w:p>
+    <w:p>
+      <w:pPr>
+        <w:spacing w:before="80" w:after="120"/>
+        <w:ind w:left="340"/>
+        <w:shd w:val="clear" w:color="auto" w:fill="F7F8FA"/>
+      </w:pPr>
+      <w:r>
+        <w:rPr>
+          <w:rFonts w:ascii="Consolas" w:hAnsi="Consolas" w:eastAsia="Consolas"/>
+          <w:b w:val="0"/>
+          <w:sz w:val="18"/>
+        </w:rPr>
+        <w:t>全部功能基于 Node.js 原生模块实现，无任何第三方运行时依赖；前端为无构建的哈希路由单页应用，</w:t>
+        <w:br/>
+        <w:t>样式合并与视图按需加载；大模型能力可切换、可降级；数据以结构化文件集合存储，支持私有化部署。</w:t>
+      </w:r>
+    </w:p>
+    <w:p>
+      <w:pPr>
+        <w:spacing w:after="40"/>
+      </w:pPr>
+    </w:p>
+    <w:p>
+      <w:pPr>
+        <w:spacing w:before="160" w:after="120"/>
+      </w:pPr>
+      <w:r>
+        <w:rPr>
+          <w:rFonts w:ascii="黑体" w:hAnsi="黑体" w:eastAsia="黑体"/>
+          <w:b/>
+          <w:sz w:val="23"/>
+        </w:rPr>
+        <w:t>详细版（供说明书与答辩使用）</w:t>
       </w:r>
     </w:p>
     <w:p>
